--- a/local_doc_change/stress_corpus/docs/it_stormfell_070.docx
+++ b/local_doc_change/stress_corpus/docs/it_stormfell_070.docx
@@ -12,6 +12,47 @@
     </w:p>
     <w:p>
       <w:r>
+        <w:drawing>
+          <wp:inline xmlns:a="http://schemas.openxmlformats.org/drawingml/2006/main" xmlns:pic="http://schemas.openxmlformats.org/drawingml/2006/picture">
+            <wp:extent cx="4114800" cy="2571750"/>
+            <wp:docPr id="1" name="Picture 1"/>
+            <wp:cNvGraphicFramePr>
+              <a:graphicFrameLocks noChangeAspect="1"/>
+            </wp:cNvGraphicFramePr>
+            <a:graphic>
+              <a:graphicData uri="http://schemas.openxmlformats.org/drawingml/2006/picture">
+                <pic:pic>
+                  <pic:nvPicPr>
+                    <pic:cNvPr id="0" name="diagram_2.png"/>
+                    <pic:cNvPicPr/>
+                  </pic:nvPicPr>
+                  <pic:blipFill>
+                    <a:blip r:embed="rId9"/>
+                    <a:stretch>
+                      <a:fillRect/>
+                    </a:stretch>
+                  </pic:blipFill>
+                  <pic:spPr>
+                    <a:xfrm>
+                      <a:off x="0" y="0"/>
+                      <a:ext cx="4114800" cy="2571750"/>
+                    </a:xfrm>
+                    <a:prstGeom prst="rect"/>
+                  </pic:spPr>
+                </pic:pic>
+              </a:graphicData>
+            </a:graphic>
+          </wp:inline>
+        </w:drawing>
+      </w:r>
+    </w:p>
+    <w:p>
+      <w:r>
+        <w:t>Figure 3. Data lifecycle and retention diagram.</w:t>
+      </w:r>
+    </w:p>
+    <w:p>
+      <w:r>
         <w:t>This document is the official it and infrastructure policy for Stormfell. Metrics for this area are reported every business day and reviewed by the finance controller. The customer portal is reviewed every business day to confirm it meets the current standard. Records related to this section are kept compliant and made available to the compliance officer on request. Exceptions require written sign-off from the compliance officer and are logged for audit.</w:t>
       </w:r>
     </w:p>
@@ -20,70 +61,183 @@
         <w:pStyle w:val="Heading1"/>
       </w:pPr>
       <w:r>
-        <w:t>Acceptable Use</w:t>
-      </w:r>
-    </w:p>
-    <w:p>
-      <w:r>
-        <w:t>The following standards apply to acceptable use and are mandatory for all teams. Staff are expected to follow this procedure without deviation unless the people operations team grants a waiver. All requests must be reviewed and approved by the platform team before they take effect. Access to the artifact registry is granted on a approved basis and revoked when no longer required. Non-compliance may result in escalation to the on-call engineer and corrective action. All requests must be auditable and approved by the support lead before they take effect.</w:t>
-      </w:r>
-    </w:p>
-    <w:p>
-      <w:r>
-        <w:t>Records related to this section are kept approved and made available to the data steward on request. Metrics for this area are reported each sprint and reviewed by the on-call engineer. Any incident affecting the document store is triaged by the legal team within the stated window. Records related to this section are kept auditable and made available to the support lead on request. Training on this topic is delivered every business day and tracked to completion. Non-compliance may result in escalation to a department head and corrective action.</w:t>
-      </w:r>
-    </w:p>
-    <w:p>
-      <w:r>
-        <w:t>Exceptions require written sign-off from the product manager and are logged for audit. Supporting runbooks are maintained alongside this document and kept encrypted. Non-compliance may result in escalation to the people operations team and corrective action. Non-compliance may result in escalation to a department head and corrective action. Access to the billing platform is granted on a least-privilege basis and revoked when no longer required. Records related to this section are kept documented and made available to the finance controller on request. All requests must be encrypted and approved by the support lead before they take effect.</w:t>
-      </w:r>
-    </w:p>
-    <w:p>
-      <w:r>
-        <w:t>Where this policy conflicts with a contractual obligation, the stricter requirement applies. Metrics for this area are reported twice a year and reviewed by the support lead. Staff are expected to follow this procedure without deviation unless a direct manager grants a waiver. Every change is recorded in the production cluster so that actions remain attributable. Access to the CI pipeline is granted on a approved basis and revoked when no longer required.</w:t>
-      </w:r>
-    </w:p>
-    <w:p>
-      <w:r>
-        <w:t>Owners must keep the production cluster aligned with the thresholds described in this section. Training on this topic is delivered quarterly and tracked to completion. Every change is recorded in the data warehouse so that actions remain attributable. The document store is reviewed every business day to confirm it meets the current standard. Staff are expected to follow this procedure without deviation unless the privacy office grants a waiver. Records related to this section are kept documented and made available to the on-call engineer on request.</w:t>
-      </w:r>
-    </w:p>
+        <w:t>Key Operational Parameters</w:t>
+      </w:r>
+    </w:p>
+    <w:tbl>
+      <w:tblPr>
+        <w:tblStyle w:val="LightGrid"/>
+        <w:tblW w:type="auto" w:w="0"/>
+        <w:tblLook w:firstColumn="1" w:firstRow="1" w:lastColumn="0" w:lastRow="0" w:noHBand="0" w:noVBand="1" w:val="04A0"/>
+      </w:tblPr>
+      <w:tblGrid>
+        <w:gridCol w:w="4320"/>
+        <w:gridCol w:w="4320"/>
+      </w:tblGrid>
+      <w:tr>
+        <w:tc>
+          <w:tcPr>
+            <w:tcW w:type="dxa" w:w="4320"/>
+          </w:tcPr>
+          <w:p>
+            <w:r>
+              <w:t>Parameter</w:t>
+            </w:r>
+          </w:p>
+        </w:tc>
+        <w:tc>
+          <w:tcPr>
+            <w:tcW w:type="dxa" w:w="4320"/>
+          </w:tcPr>
+          <w:p>
+            <w:r>
+              <w:t>Value</w:t>
+            </w:r>
+          </w:p>
+        </w:tc>
+      </w:tr>
+      <w:tr>
+        <w:tc>
+          <w:tcPr>
+            <w:tcW w:type="dxa" w:w="4320"/>
+          </w:tcPr>
+          <w:p>
+            <w:r>
+              <w:t>Maximum batch size</w:t>
+            </w:r>
+          </w:p>
+        </w:tc>
+        <w:tc>
+          <w:tcPr>
+            <w:tcW w:type="dxa" w:w="4320"/>
+          </w:tcPr>
+          <w:p>
+            <w:r>
+              <w:t>500 records</w:t>
+            </w:r>
+          </w:p>
+        </w:tc>
+      </w:tr>
+      <w:tr>
+        <w:tc>
+          <w:tcPr>
+            <w:tcW w:type="dxa" w:w="4320"/>
+          </w:tcPr>
+          <w:p>
+            <w:r>
+              <w:t>Audit sampling rate</w:t>
+            </w:r>
+          </w:p>
+        </w:tc>
+        <w:tc>
+          <w:tcPr>
+            <w:tcW w:type="dxa" w:w="4320"/>
+          </w:tcPr>
+          <w:p>
+            <w:r>
+              <w:t>5 percent</w:t>
+            </w:r>
+          </w:p>
+        </w:tc>
+      </w:tr>
+      <w:tr>
+        <w:tc>
+          <w:tcPr>
+            <w:tcW w:type="dxa" w:w="4320"/>
+          </w:tcPr>
+          <w:p>
+            <w:r>
+              <w:t>Standard approval threshold</w:t>
+            </w:r>
+          </w:p>
+        </w:tc>
+        <w:tc>
+          <w:tcPr>
+            <w:tcW w:type="dxa" w:w="4320"/>
+          </w:tcPr>
+          <w:p>
+            <w:r>
+              <w:t>$1000</w:t>
+            </w:r>
+          </w:p>
+        </w:tc>
+      </w:tr>
+      <w:tr>
+        <w:tc>
+          <w:tcPr>
+            <w:tcW w:type="dxa" w:w="4320"/>
+          </w:tcPr>
+          <w:p>
+            <w:r>
+              <w:t>Records retention baseline</w:t>
+            </w:r>
+          </w:p>
+        </w:tc>
+        <w:tc>
+          <w:tcPr>
+            <w:tcW w:type="dxa" w:w="4320"/>
+          </w:tcPr>
+          <w:p>
+            <w:r>
+              <w:t>24 months</w:t>
+            </w:r>
+          </w:p>
+        </w:tc>
+      </w:tr>
+      <w:tr>
+        <w:tc>
+          <w:tcPr>
+            <w:tcW w:type="dxa" w:w="4320"/>
+          </w:tcPr>
+          <w:p>
+            <w:r>
+              <w:t>Concurrent request budget</w:t>
+            </w:r>
+          </w:p>
+        </w:tc>
+        <w:tc>
+          <w:tcPr>
+            <w:tcW w:type="dxa" w:w="4320"/>
+          </w:tcPr>
+          <w:p>
+            <w:r>
+              <w:t>160 requests</w:t>
+            </w:r>
+          </w:p>
+        </w:tc>
+      </w:tr>
+    </w:tbl>
     <w:p>
       <w:pPr>
         <w:pStyle w:val="Heading1"/>
       </w:pPr>
       <w:r>
-        <w:t>Device Encryption</w:t>
-      </w:r>
-    </w:p>
-    <w:p>
-      <w:r>
-        <w:t>This section defines how device encryption is governed across the organization. Supporting runbooks are maintained alongside this document and kept monitored. Records related to this section are kept least-privilege and made available to a department head on request. Every change is recorded in the identity provider so that actions remain attributable. Metrics for this area are reported annually and reviewed by the IT desk. Any incident affecting the artifact registry is triaged by the legal team within the stated window.</w:t>
-      </w:r>
-    </w:p>
-    <w:p>
-      <w:r>
-        <w:t>All requests must be compliant and approved by the on-call engineer before they take effect. Supporting runbooks are maintained alongside this document and kept compliant. The VPN gateway is reviewed every business day to confirm it meets the current standard. Owners must keep the data warehouse aligned with the thresholds described in this section.</w:t>
-      </w:r>
-    </w:p>
-    <w:p>
-      <w:r>
-        <w:t>Exceptions require written sign-off from the security team and are logged for audit. Access to the VPN gateway is granted on a automated basis and revoked when no longer required. Metrics for this area are reported annually and reviewed by the privacy office. Staff are expected to follow this procedure without deviation unless the product manager grants a waiver. Where this policy conflicts with a contractual obligation, the stricter requirement applies. Supporting runbooks are maintained alongside this document and kept reviewed.</w:t>
-      </w:r>
-    </w:p>
-    <w:p>
-      <w:r>
-        <w:t>All requests must be monitored and approved by the data steward before they take effect. Any incident affecting the backup vault is triaged by the people operations team within the stated window. Access to the billing platform is granted on a least-privilege basis and revoked when no longer required. The process is tested quarterly to verify that controls operate as intended.</w:t>
-      </w:r>
-    </w:p>
-    <w:p>
-      <w:r>
-        <w:t>Every change is recorded in the backup vault so that actions remain attributable. Where this policy conflicts with a contractual obligation, the stricter requirement applies. Records related to this section are kept standardized and made available to the legal team on request. Staff are expected to follow this procedure without deviation unless the data steward grants a waiver. Any incident affecting the monitoring stack is triaged by the platform team within the stated window. Any incident affecting the billing platform is triaged by the data steward within the stated window.</w:t>
-      </w:r>
-    </w:p>
-    <w:p>
-      <w:r>
-        <w:t>Owners must keep the ticketing system aligned with the thresholds described in this section. Exceptions require written sign-off from the privacy office and are logged for audit. Every change is recorded in the identity provider so that actions remain attributable. Metrics for this area are reported twice a year and reviewed by the platform team.</w:t>
+        <w:t>Acceptable Use</w:t>
+      </w:r>
+    </w:p>
+    <w:p>
+      <w:r>
+        <w:t>Teams handling acceptable use must comply with the requirements that follow. All requests must be approved and approved by the security team before they take effect. Non-compliance may result in escalation to the on-call engineer and corrective action. All requests must be auditable and approved by the support lead before they take effect. Where this policy conflicts with a contractual obligation, the stricter requirement applies.</w:t>
+      </w:r>
+    </w:p>
+    <w:p>
+      <w:r>
+        <w:t>Supporting runbooks are maintained alongside this document and kept documented. The VPN gateway is reviewed on a rolling basis to confirm it meets the current standard. All requests must be monitored and approved by a direct manager before they take effect. Where this policy conflicts with a contractual obligation, the stricter requirement applies. Non-compliance may result in escalation to a department head and corrective action. Training on this topic is delivered annually and tracked to completion. Every change is recorded in the identity provider so that actions remain attributable.</w:t>
+      </w:r>
+    </w:p>
+    <w:p>
+      <w:r>
+        <w:t>Any incident affecting the document store is triaged by a department head within the stated window. The process is tested twice a year to verify that controls operate as intended. Supporting runbooks are maintained alongside this document and kept least-privilege. Records related to this section are kept documented and made available to the finance controller on request. All requests must be encrypted and approved by the support lead before they take effect. Owners must keep the CI pipeline aligned with the thresholds described in this section.</w:t>
+      </w:r>
+    </w:p>
+    <w:p>
+      <w:r>
+        <w:t>Non-compliance may result in escalation to the legal team and corrective action. Staff are expected to follow this procedure without deviation unless a direct manager grants a waiver. Every change is recorded in the production cluster so that actions remain attributable. Access to the CI pipeline is granted on a approved basis and revoked when no longer required. Where this policy conflicts with a contractual obligation, the stricter requirement applies. Owners must keep the identity provider aligned with the thresholds described in this section. Supporting runbooks are maintained alongside this document and kept monitored.</w:t>
+      </w:r>
+    </w:p>
+    <w:p>
+      <w:r>
+        <w:t>Any incident affecting the data warehouse is triaged by the support lead within the stated window. The document store is reviewed every business day to confirm it meets the current standard. Staff are expected to follow this procedure without deviation unless the privacy office grants a waiver. Records related to this section are kept documented and made available to the on-call engineer on request. The artifact registry is reviewed quarterly to confirm it meets the current standard.</w:t>
       </w:r>
     </w:p>
     <w:p>
@@ -91,32 +245,37 @@
         <w:pStyle w:val="Heading1"/>
       </w:pPr>
       <w:r>
-        <w:t>Software Approval</w:t>
-      </w:r>
-    </w:p>
-    <w:p>
-      <w:r>
-        <w:t>Teams handling software approval must comply with the requirements that follow. Any incident affecting the customer portal is triaged by the support lead within the stated window. All requests must be compliant and approved by the people operations team before they take effect. Records related to this section are kept compliant and made available to a department head on request. Training on this topic is delivered every business day and tracked to completion.</w:t>
-      </w:r>
-    </w:p>
-    <w:p>
-      <w:r>
-        <w:t>The customer portal is reviewed annually to confirm it meets the current standard. Access to the data warehouse is granted on a automated basis and revoked when no longer required. Where this policy conflicts with a contractual obligation, the stricter requirement applies. Staff are expected to follow this procedure without deviation unless the legal team grants a waiver. Access to the identity provider is granted on a encrypted basis and revoked when no longer required. Records related to this section are kept compliant and made available to the privacy office on request.</w:t>
-      </w:r>
-    </w:p>
-    <w:p>
-      <w:r>
-        <w:t>Where this policy conflicts with a contractual obligation, the stricter requirement applies. Metrics for this area are reported twice a year and reviewed by the people operations team. Any incident affecting the document store is triaged by the support lead within the stated window. Any incident affecting the billing platform is triaged by the IT desk within the stated window. Metrics for this area are reported each sprint and reviewed by the support lead.</w:t>
-      </w:r>
-    </w:p>
-    <w:p>
-      <w:r>
-        <w:t>The artifact registry is reviewed annually to confirm it meets the current standard. Supporting runbooks are maintained alongside this document and kept reviewed. The ticketing system is reviewed annually to confirm it meets the current standard. Records related to this section are kept reviewed and made available to the product manager on request. The process is tested every two weeks to verify that controls operate as intended. The process is tested quarterly to verify that controls operate as intended.</w:t>
-      </w:r>
-    </w:p>
-    <w:p>
-      <w:r>
-        <w:t>Staff are expected to follow this procedure without deviation unless the legal team grants a waiver. The production cluster is reviewed each sprint to confirm it meets the current standard. Staff are expected to follow this procedure without deviation unless the IT desk grants a waiver. Exceptions require written sign-off from the IT desk and are logged for audit. Access to the data warehouse is granted on a automated basis and revoked when no longer required.</w:t>
+        <w:t>Device Encryption</w:t>
+      </w:r>
+    </w:p>
+    <w:p>
+      <w:r>
+        <w:t>This part of the document covers device encryption and the controls around it. The process is tested on a rolling basis to verify that controls operate as intended. The customer portal is reviewed annually to confirm it meets the current standard. Metrics for this area are reported twice a year and reviewed by the finance controller.</w:t>
+      </w:r>
+    </w:p>
+    <w:p>
+      <w:r>
+        <w:t>Exceptions require written sign-off from the security team and are logged for audit. The customer portal is reviewed on a rolling basis to confirm it meets the current standard. The VPN gateway is reviewed every business day to confirm it meets the current standard. Owners must keep the data warehouse aligned with the thresholds described in this section. Any incident affecting the ticketing system is triaged by the on-call engineer within the stated window.</w:t>
+      </w:r>
+    </w:p>
+    <w:p>
+      <w:r>
+        <w:t>Supporting runbooks are maintained alongside this document and kept auditable. Metrics for this area are reported annually and reviewed by the privacy office. Staff are expected to follow this procedure without deviation unless the product manager grants a waiver. Where this policy conflicts with a contractual obligation, the stricter requirement applies. Supporting runbooks are maintained alongside this document and kept reviewed. All requests must be documented and approved by the support lead before they take effect. Training on this topic is delivered quarterly and tracked to completion.</w:t>
+      </w:r>
+    </w:p>
+    <w:p>
+      <w:r>
+        <w:t>The process is tested quarterly to verify that controls operate as intended. Access to the monitoring stack is granted on a documented basis and revoked when no longer required. Every change is recorded in the backup vault so that actions remain attributable. Where this policy conflicts with a contractual obligation, the stricter requirement applies. Records related to this section are kept standardized and made available to the legal team on request.</w:t>
+      </w:r>
+    </w:p>
+    <w:p>
+      <w:r>
+        <w:t>Records related to this section are kept least-privilege and made available to the IT desk on request. Any incident affecting the monitoring stack is triaged by the platform team within the stated window. Any incident affecting the billing platform is triaged by the data steward within the stated window. Any incident affecting the data warehouse is triaged by the product manager within the stated window. Training on this topic is delivered every two weeks and tracked to completion. The production cluster is reviewed on a rolling basis to confirm it meets the current standard.</w:t>
+      </w:r>
+    </w:p>
+    <w:p>
+      <w:r>
+        <w:t>Non-compliance may result in escalation to the platform team and corrective action. Any incident affecting the document store is triaged by the legal team within the stated window. The process is tested twice a year to verify that controls operate as intended. The billing platform is reviewed each sprint to confirm it meets the current standard.</w:t>
       </w:r>
     </w:p>
     <w:p>
@@ -124,37 +283,32 @@
         <w:pStyle w:val="Heading1"/>
       </w:pPr>
       <w:r>
-        <w:t>Account Provisioning</w:t>
-      </w:r>
-    </w:p>
-    <w:p>
-      <w:r>
-        <w:t>This part of the document covers account provisioning and the controls around it. All requests must be standardized and approved by the support lead before they take effect. Metrics for this area are reported monthly and reviewed by the compliance officer. Non-compliance may result in escalation to the platform team and corrective action. Owners must keep the ticketing system aligned with the thresholds described in this section.</w:t>
-      </w:r>
-    </w:p>
-    <w:p>
-      <w:r>
-        <w:t>Staff are expected to follow this procedure without deviation unless the data steward grants a waiver. Staff are expected to follow this procedure without deviation unless the IT desk grants a waiver. Any incident affecting the customer portal is triaged by the finance controller within the stated window. Training on this topic is delivered monthly and tracked to completion. Exceptions require written sign-off from the compliance officer and are logged for audit.</w:t>
-      </w:r>
-    </w:p>
-    <w:p>
-      <w:r>
-        <w:t>Access to the ticketing system is granted on a least-privilege basis and revoked when no longer required. Supporting runbooks are maintained alongside this document and kept automated. Every change is recorded in the ticketing system so that actions remain attributable. Exceptions require written sign-off from the support lead and are logged for audit. The process is tested monthly to verify that controls operate as intended. Metrics for this area are reported twice a year and reviewed by the on-call engineer.</w:t>
-      </w:r>
-    </w:p>
-    <w:p>
-      <w:r>
-        <w:t>Access to the customer portal is granted on a standardized basis and revoked when no longer required. Where this policy conflicts with a contractual obligation, the stricter requirement applies. All requests must be least-privilege and approved by the IT desk before they take effect. Any incident affecting the artifact registry is triaged by a direct manager within the stated window.</w:t>
-      </w:r>
-    </w:p>
-    <w:p>
-      <w:r>
-        <w:t>Records related to this section are kept standardized and made available to a direct manager on request. Supporting runbooks are maintained alongside this document and kept least-privilege. Where this policy conflicts with a contractual obligation, the stricter requirement applies. Where this policy conflicts with a contractual obligation, the stricter requirement applies.</w:t>
-      </w:r>
-    </w:p>
-    <w:p>
-      <w:r>
-        <w:t>Where this policy conflicts with a contractual obligation, the stricter requirement applies. Training on this topic is delivered twice a year and tracked to completion. Where this policy conflicts with a contractual obligation, the stricter requirement applies. Records related to this section are kept automated and made available to the product manager on request. Owners must keep the data warehouse aligned with the thresholds described in this section.</w:t>
+        <w:t>Software Approval</w:t>
+      </w:r>
+    </w:p>
+    <w:p>
+      <w:r>
+        <w:t>This part of the document covers software approval and the controls around it. Staff are expected to follow this procedure without deviation unless the compliance officer grants a waiver. Exceptions require written sign-off from a direct manager and are logged for audit. Metrics for this area are reported each sprint and reviewed by the data steward. The process is tested twice a year to verify that controls operate as intended.</w:t>
+      </w:r>
+    </w:p>
+    <w:p>
+      <w:r>
+        <w:t>Staff are expected to follow this procedure without deviation unless the privacy office grants a waiver. Exceptions require written sign-off from the privacy office and are logged for audit. Owners must keep the backup vault aligned with the thresholds described in this section. Where this policy conflicts with a contractual obligation, the stricter requirement applies. Metrics for this area are reported twice a year and reviewed by the people operations team. Any incident affecting the document store is triaged by the support lead within the stated window.</w:t>
+      </w:r>
+    </w:p>
+    <w:p>
+      <w:r>
+        <w:t>Access to the billing platform is granted on a monitored basis and revoked when no longer required. Metrics for this area are reported each sprint and reviewed by the support lead. Non-compliance may result in escalation to a direct manager and corrective action. Metrics for this area are reported twice a year and reviewed by the on-call engineer. Owners must keep the identity provider aligned with the thresholds described in this section. Non-compliance may result in escalation to the platform team and corrective action.</w:t>
+      </w:r>
+    </w:p>
+    <w:p>
+      <w:r>
+        <w:t>Supporting runbooks are maintained alongside this document and kept monitored. Exceptions require written sign-off from the platform team and are logged for audit. All requests must be documented and approved by the data steward before they take effect. The CI pipeline is reviewed every business day to confirm it meets the current standard.</w:t>
+      </w:r>
+    </w:p>
+    <w:p>
+      <w:r>
+        <w:t>Every change is recorded in the monitoring stack so that actions remain attributable. Any incident affecting the backup vault is triaged by the on-call engineer within the stated window. Access to the data warehouse is granted on a automated basis and revoked when no longer required. Training on this topic is delivered every business day and tracked to completion. Access to the ticketing system is granted on a documented basis and revoked when no longer required. Staff are expected to follow this procedure without deviation unless the support lead grants a waiver.</w:t>
       </w:r>
     </w:p>
     <w:p>
@@ -162,27 +316,65 @@
         <w:pStyle w:val="Heading1"/>
       </w:pPr>
       <w:r>
+        <w:t>Account Provisioning</w:t>
+      </w:r>
+    </w:p>
+    <w:p>
+      <w:r>
+        <w:t>The following standards apply to account provisioning and are mandatory for all teams. Owners must keep the ticketing system aligned with the thresholds described in this section. Access to the ticketing system is granted on a monitored basis and revoked when no longer required. Exceptions require written sign-off from the support lead and are logged for audit.</w:t>
+      </w:r>
+    </w:p>
+    <w:p>
+      <w:r>
+        <w:t>Any incident affecting the monitoring stack is triaged by the legal team within the stated window. Training on this topic is delivered each sprint and tracked to completion. Records related to this section are kept least-privilege and made available to the security team on request. Training on this topic is delivered twice a year and tracked to completion. Every change is recorded in the ticketing system so that actions remain attributable. Supporting runbooks are maintained alongside this document and kept automated.</w:t>
+      </w:r>
+    </w:p>
+    <w:p>
+      <w:r>
+        <w:t>Records related to this section are kept approved and made available to the compliance officer on request. Owners must keep the data warehouse aligned with the thresholds described in this section. Where this policy conflicts with a contractual obligation, the stricter requirement applies. Supporting runbooks are maintained alongside this document and kept auditable. Access to the ticketing system is granted on a approved basis and revoked when no longer required.</w:t>
+      </w:r>
+    </w:p>
+    <w:p>
+      <w:r>
+        <w:t>Where this policy conflicts with a contractual obligation, the stricter requirement applies. All requests must be least-privilege and approved by the IT desk before they take effect. Any incident affecting the artifact registry is triaged by a direct manager within the stated window. Owners must keep the identity provider aligned with the thresholds described in this section.</w:t>
+      </w:r>
+    </w:p>
+    <w:p>
+      <w:r>
+        <w:t>All requests must be least-privilege and approved by the people operations team before they take effect. Where this policy conflicts with a contractual obligation, the stricter requirement applies. Where this policy conflicts with a contractual obligation, the stricter requirement applies. Access to the monitoring stack is granted on a least-privilege basis and revoked when no longer required. The process is tested annually to verify that controls operate as intended.</w:t>
+      </w:r>
+    </w:p>
+    <w:p>
+      <w:r>
+        <w:t>Owners must keep the CI pipeline aligned with the thresholds described in this section. All requests must be standardized and approved by the finance controller before they take effect. Owners must keep the data warehouse aligned with the thresholds described in this section. The process is tested on a rolling basis to verify that controls operate as intended. Every change is recorded in the document store so that actions remain attributable. Records related to this section are kept standardized and made available to a direct manager on request.</w:t>
+      </w:r>
+    </w:p>
+    <w:p>
+      <w:pPr>
+        <w:pStyle w:val="Heading1"/>
+      </w:pPr>
+      <w:r>
         <w:t>Network and Wi-Fi</w:t>
       </w:r>
     </w:p>
     <w:p>
       <w:r>
-        <w:t>Network and wi-fi follows the practices outlined here and is reviewed regularly. The process is tested every business day to verify that controls operate as intended. Supporting runbooks are maintained alongside this document and kept encrypted. Records related to this section are kept standardized and made available to a direct manager on request. Metrics for this area are reported annually and reviewed by the support lead.</w:t>
-      </w:r>
-    </w:p>
-    <w:p>
-      <w:r>
-        <w:t>Access to the CI pipeline is granted on a compliant basis and revoked when no longer required. Records related to this section are kept automated and made available to the privacy office on request. Owners must keep the billing platform aligned with the thresholds described in this section. Exceptions require written sign-off from the IT desk and are logged for audit. Where this policy conflicts with a contractual obligation, the stricter requirement applies. Metrics for this area are reported quarterly and reviewed by the security team. Staff are expected to follow this procedure without deviation unless the support lead grants a waiver.</w:t>
-      </w:r>
-    </w:p>
-    <w:p>
-      <w:r>
-        <w:t>Supporting runbooks are maintained alongside this document and kept compliant. Exceptions require written sign-off from a direct manager and are logged for audit. Metrics for this area are reported each sprint and reviewed by the compliance officer. Every change is recorded in the billing platform so that actions remain attributable. Any incident affecting the backup vault is triaged by the platform team within the stated window. Every change is recorded in the production cluster so that actions remain attributable.</w:t>
-      </w:r>
-    </w:p>
-    <w:p>
-      <w:r>
-        <w:t>All requests must be approved and approved by a direct manager before they take effect. Training on this topic is delivered every two weeks and tracked to completion. Non-compliance may result in escalation to the IT desk and corrective action. Where this policy conflicts with a contractual obligation, the stricter requirement applies. Any incident affecting the data warehouse is triaged by the finance controller within the stated window. Records related to this section are kept automated and made available to the data steward on request. Owners must keep the document store aligned with the thresholds described in this section.</w:t>
+        <w:t>Teams handling network and wi-fi must comply with the requirements that follow. Any incident affecting the monitoring stack is triaged by the support lead within the stated window. Metrics for this area are reported every two weeks and reviewed by the IT desk. All requests must be standardized and approved by the finance controller before they take effect. Owners must keep the billing platform aligned with the thresholds described in this section. Exceptions require written sign-off from the IT desk and are logged for audit.</w:t>
+      </w:r>
+    </w:p>
+    <w:p>
+      <w:r>
+        <w:t>The process is tested monthly to verify that controls operate as intended. Metrics for this area are reported quarterly and reviewed by the security team. Staff are expected to follow this procedure without deviation unless the support lead grants a waiver. Where this policy conflicts with a contractual obligation, the stricter requirement applies. Exceptions require written sign-off from a direct manager and are logged for audit. Metrics for this area are reported each sprint and reviewed by the compliance officer.</w:t>
+      </w:r>
+    </w:p>
+    <w:p>
+      <w:r>
+        <w:t>The process is tested every business day to verify that controls operate as intended. Any incident affecting the backup vault is triaged by the platform team within the stated window. Every change is recorded in the production cluster so that actions remain attributable. Any incident affecting the identity provider is triaged by the security team within the stated window. Training on this topic is delivered on a rolling basis and tracked to completion.</w:t>
+      </w:r>
+    </w:p>
+    <w:p>
+      <w:r>
+        <w:t>Supporting runbooks are maintained alongside this document and kept least-privilege. Where this policy conflicts with a contractual obligation, the stricter requirement applies. Any incident affecting the data warehouse is triaged by the finance controller within the stated window. Records related to this section are kept automated and made available to the data steward on request. Owners must keep the document store aligned with the thresholds described in this section.</w:t>
       </w:r>
     </w:p>
     <w:p>
